--- a/SPACE-Tag-HD-protocol.docx
+++ b/SPACE-Tag-HD-protocol.docx
@@ -2460,7 +2460,7 @@
               <w:rPr>
                 <w:rStyle w:val="VerbatimChar"/>
               </w:rPr>
-              <w:t xml:space="preserve">GAATTTAATACGACTCACTATAGGGGTCTCGTGGGCTCGGAGATGTGTATAAGAGACAG</w:t>
+              <w:t xml:space="preserve">GAATTTAATACGACTCACTATAGGGAGAGTCTCGTGGGCTCGGAGATGTGTATAAGAGACAG</w:t>
             </w:r>
           </w:p>
         </w:tc>
